--- a/projects/ciszubot/website/public/docs/docx/STATS.docx
+++ b/projects/ciszubot/website/public/docs/docx/STATS.docx
@@ -2,45 +2,51 @@
 <file path=word/document.xml><?xml version="1.0" encoding="utf-8"?>
 <w:document xmlns:w="http://schemas.openxmlformats.org/wordprocessingml/2006/main" xmlns:m="http://schemas.openxmlformats.org/officeDocument/2006/math" xmlns:r="http://schemas.openxmlformats.org/officeDocument/2006/relationships" xmlns:o="urn:schemas-microsoft-com:office:office" xmlns:v="urn:schemas-microsoft-com:vml" xmlns:w10="urn:schemas-microsoft-com:office:word" xmlns:a="http://schemas.openxmlformats.org/drawingml/2006/main" xmlns:pic="http://schemas.openxmlformats.org/drawingml/2006/picture" xmlns:wp="http://schemas.openxmlformats.org/drawingml/2006/wordprocessingDrawing">
   <w:body>
-    <w:bookmarkStart w:id="9" w:name="ciszubot---estadísticas-del-bot"/>
-    <w:p>
-      <w:pPr>
-        <w:pStyle w:val="Heading1"/>
-      </w:pPr>
-      <w:r>
-        <w:t xml:space="preserve">CISZUBOT - ESTADÍSTICAS DEL BOT</w:t>
-      </w:r>
-    </w:p>
     <w:p>
       <w:pPr>
         <w:pStyle w:val="FirstParagraph"/>
       </w:pPr>
       <w:r>
-        <w:t xml:space="preserve">ID: STATS</w:t>
+        <w:t xml:space="preserve">CISZUBOT - DOCUMENTACIÓN OFICIAL</w:t>
       </w:r>
       <w:r>
         <w:t xml:space="preserve"> </w:t>
       </w:r>
       <w:r>
-        <w:t xml:space="preserve">VER: 2.5.5</w:t>
+        <w:t xml:space="preserve">Nombre: STATS</w:t>
       </w:r>
       <w:r>
         <w:t xml:space="preserve"> </w:t>
       </w:r>
       <w:r>
-        <w:t xml:space="preserve">DATE: 2026-09-18</w:t>
+        <w:t xml:space="preserve">Versión: 2.5.5</w:t>
       </w:r>
       <w:r>
         <w:t xml:space="preserve"> </w:t>
       </w:r>
       <w:r>
-        <w:t xml:space="preserve">———————————————–</w:t>
+        <w:t xml:space="preserve">Actualización: 2026-09-18</w:t>
       </w:r>
       <w:r>
         <w:t xml:space="preserve"> </w:t>
       </w:r>
       <w:r>
-        <w:t xml:space="preserve">Interpretación de métricas y rendimiento de CiszuBot.</w:t>
+        <w:t xml:space="preserve">Identificador: STATS_V2.5.5_2026_09_18_ciszubot</w:t>
+      </w:r>
+    </w:p>
+    <w:p>
+      <w:r>
+        <w:pict>
+          <v:rect style="width:0;height:1.5pt" o:hralign="center" o:hrstd="t" o:hr="t"/>
+        </w:pict>
+      </w:r>
+    </w:p>
+    <w:p>
+      <w:pPr>
+        <w:pStyle w:val="FirstParagraph"/>
+      </w:pPr>
+      <w:r>
+        <w:t xml:space="preserve">INTERPRETACIÓN DE MÉTRICAS Y RENDIMIENTO DE CISZUBOT.</w:t>
       </w:r>
     </w:p>
     <w:p>
@@ -52,7 +58,7 @@
         </w:numPr>
       </w:pPr>
       <w:r>
-        <w:t xml:space="preserve">MÉTRICAS: Comandos por día, servidores activos y tiempo de respuesta.</w:t>
+        <w:t xml:space="preserve">MÉTRICAS: COMANDOS POR DÍA, SERVIDORES ACTIVOS Y TIEMPO DE RESPUESTA.</w:t>
       </w:r>
     </w:p>
     <w:p>
@@ -64,7 +70,7 @@
         </w:numPr>
       </w:pPr>
       <w:r>
-        <w:t xml:space="preserve">HISTORIAL: Registro de actividad y crecimiento de servidores.</w:t>
+        <w:t xml:space="preserve">HISTORIAL: REGISTRO DE ACTIVIDAD Y CRECIMIENTO DE SERVIDORES.</w:t>
       </w:r>
     </w:p>
     <w:p>
@@ -76,7 +82,7 @@
         </w:numPr>
       </w:pPr>
       <w:r>
-        <w:t xml:space="preserve">ANÁLISIS: Panel Express con gráficos en tiempo real.</w:t>
+        <w:t xml:space="preserve">ANÁLISIS: PANEL EXPRESS CON GRÁFICOS EN TIEMPO REAL.</w:t>
       </w:r>
     </w:p>
     <w:p>
@@ -88,14 +94,7 @@
         </w:numPr>
       </w:pPr>
       <w:r>
-        <w:t xml:space="preserve">VISUALIZACIÓN: Reportes exportables en CSV y JSON.</w:t>
-      </w:r>
-    </w:p>
-    <w:p>
-      <w:r>
-        <w:pict>
-          <v:rect style="width:0;height:1.5pt" o:hralign="center" o:hrstd="t" o:hr="t"/>
-        </w:pict>
+        <w:t xml:space="preserve">VISUALIZACIÓN: REPORTES EXPORTABLES EN CSV Y JSON.</w:t>
       </w:r>
     </w:p>
     <w:p>
@@ -103,7 +102,7 @@
         <w:pStyle w:val="FirstParagraph"/>
       </w:pPr>
       <w:r>
-        <w:t xml:space="preserve">CiszuBot performance metrics and statistics interpretation.</w:t>
+        <w:t xml:space="preserve">Interpretación de métricas y rendimiento de CiszuBot.</w:t>
       </w:r>
     </w:p>
     <w:p>
@@ -115,7 +114,7 @@
         </w:numPr>
       </w:pPr>
       <w:r>
-        <w:t xml:space="preserve">METRICS: Commands per day, active servers, and response time.</w:t>
+        <w:t xml:space="preserve">MÉTRICAS: Comandos por día, servidores activos y tiempo de respuesta.</w:t>
       </w:r>
     </w:p>
     <w:p>
@@ -127,7 +126,7 @@
         </w:numPr>
       </w:pPr>
       <w:r>
-        <w:t xml:space="preserve">HISTORY: Activity log and server growth tracking.</w:t>
+        <w:t xml:space="preserve">HISTORIAL: Registro de actividad y crecimiento de servidores.</w:t>
       </w:r>
     </w:p>
     <w:p>
@@ -139,7 +138,7 @@
         </w:numPr>
       </w:pPr>
       <w:r>
-        <w:t xml:space="preserve">ANALYSIS: Express panel with real-time charts.</w:t>
+        <w:t xml:space="preserve">ANÁLISIS: Panel Express con gráficos en tiempo real.</w:t>
       </w:r>
     </w:p>
     <w:p>
@@ -151,10 +150,128 @@
         </w:numPr>
       </w:pPr>
       <w:r>
+        <w:t xml:space="preserve">VISUALIZACIÓN: Reportes exportables en CSV y JSON.</w:t>
+      </w:r>
+    </w:p>
+    <w:p>
+      <w:r>
+        <w:pict>
+          <v:rect style="width:0;height:1.5pt" o:hralign="center" o:hrstd="t" o:hr="t"/>
+        </w:pict>
+      </w:r>
+    </w:p>
+    <w:p>
+      <w:pPr>
+        <w:pStyle w:val="FirstParagraph"/>
+      </w:pPr>
+      <w:r>
+        <w:t xml:space="preserve">CISZUBOT PERFORMANCE METRICS AND STATISTICS INTERPRETATION.</w:t>
+      </w:r>
+    </w:p>
+    <w:p>
+      <w:pPr>
+        <w:pStyle w:val="Compact"/>
+        <w:numPr>
+          <w:ilvl w:val="0"/>
+          <w:numId w:val="1003"/>
+        </w:numPr>
+      </w:pPr>
+      <w:r>
+        <w:t xml:space="preserve">METRICS: COMMANDS PER DAY, ACTIVE SERVERS, AND RESPONSE TIME.</w:t>
+      </w:r>
+    </w:p>
+    <w:p>
+      <w:pPr>
+        <w:pStyle w:val="Compact"/>
+        <w:numPr>
+          <w:ilvl w:val="0"/>
+          <w:numId w:val="1003"/>
+        </w:numPr>
+      </w:pPr>
+      <w:r>
+        <w:t xml:space="preserve">HISTORY: ACTIVITY LOG AND SERVER GROWTH TRACKING.</w:t>
+      </w:r>
+    </w:p>
+    <w:p>
+      <w:pPr>
+        <w:pStyle w:val="Compact"/>
+        <w:numPr>
+          <w:ilvl w:val="0"/>
+          <w:numId w:val="1003"/>
+        </w:numPr>
+      </w:pPr>
+      <w:r>
+        <w:t xml:space="preserve">ANALYSIS: EXPRESS PANEL WITH REAL-TIME CHARTS.</w:t>
+      </w:r>
+    </w:p>
+    <w:p>
+      <w:pPr>
+        <w:pStyle w:val="Compact"/>
+        <w:numPr>
+          <w:ilvl w:val="0"/>
+          <w:numId w:val="1003"/>
+        </w:numPr>
+      </w:pPr>
+      <w:r>
+        <w:t xml:space="preserve">VISUALIZATION: EXPORTABLE REPORTS IN CSV AND JSON.</w:t>
+      </w:r>
+    </w:p>
+    <w:p>
+      <w:pPr>
+        <w:pStyle w:val="FirstParagraph"/>
+      </w:pPr>
+      <w:r>
+        <w:t xml:space="preserve">CiszuBot performance metrics and statistics interpretation.</w:t>
+      </w:r>
+    </w:p>
+    <w:p>
+      <w:pPr>
+        <w:pStyle w:val="Compact"/>
+        <w:numPr>
+          <w:ilvl w:val="0"/>
+          <w:numId w:val="1004"/>
+        </w:numPr>
+      </w:pPr>
+      <w:r>
+        <w:t xml:space="preserve">METRICS: Commands per day, active servers, and response time.</w:t>
+      </w:r>
+    </w:p>
+    <w:p>
+      <w:pPr>
+        <w:pStyle w:val="Compact"/>
+        <w:numPr>
+          <w:ilvl w:val="0"/>
+          <w:numId w:val="1004"/>
+        </w:numPr>
+      </w:pPr>
+      <w:r>
+        <w:t xml:space="preserve">HISTORY: Activity log and server growth tracking.</w:t>
+      </w:r>
+    </w:p>
+    <w:p>
+      <w:pPr>
+        <w:pStyle w:val="Compact"/>
+        <w:numPr>
+          <w:ilvl w:val="0"/>
+          <w:numId w:val="1004"/>
+        </w:numPr>
+      </w:pPr>
+      <w:r>
+        <w:t xml:space="preserve">ANALYSIS: Express panel with real-time charts.</w:t>
+      </w:r>
+    </w:p>
+    <w:p>
+      <w:pPr>
+        <w:pStyle w:val="Compact"/>
+        <w:numPr>
+          <w:ilvl w:val="0"/>
+          <w:numId w:val="1004"/>
+        </w:numPr>
+      </w:pPr>
+      <w:r>
         <w:t xml:space="preserve">VISUALIZATION: Exportable reports in CSV and JSON.</w:t>
       </w:r>
     </w:p>
-    <w:bookmarkEnd w:id="9"/>
     <w:sectPr>
       <w:footnotePr>
         <w:numRestart w:val="eachSect"/>
@@ -384,6 +501,66 @@
     </w:lvlOverride>
   </w:num>
   <w:num w:numId="1002">
+    <w:abstractNumId w:val="99411"/>
+    <w:lvlOverride w:ilvl="0">
+      <w:startOverride w:val="1"/>
+    </w:lvlOverride>
+    <w:lvlOverride w:ilvl="1">
+      <w:startOverride w:val="1"/>
+    </w:lvlOverride>
+    <w:lvlOverride w:ilvl="2">
+      <w:startOverride w:val="1"/>
+    </w:lvlOverride>
+    <w:lvlOverride w:ilvl="3">
+      <w:startOverride w:val="1"/>
+    </w:lvlOverride>
+    <w:lvlOverride w:ilvl="4">
+      <w:startOverride w:val="1"/>
+    </w:lvlOverride>
+    <w:lvlOverride w:ilvl="5">
+      <w:startOverride w:val="1"/>
+    </w:lvlOverride>
+    <w:lvlOverride w:ilvl="6">
+      <w:startOverride w:val="1"/>
+    </w:lvlOverride>
+    <w:lvlOverride w:ilvl="7">
+      <w:startOverride w:val="1"/>
+    </w:lvlOverride>
+    <w:lvlOverride w:ilvl="8">
+      <w:startOverride w:val="1"/>
+    </w:lvlOverride>
+  </w:num>
+  <w:num w:numId="1003">
+    <w:abstractNumId w:val="99411"/>
+    <w:lvlOverride w:ilvl="0">
+      <w:startOverride w:val="1"/>
+    </w:lvlOverride>
+    <w:lvlOverride w:ilvl="1">
+      <w:startOverride w:val="1"/>
+    </w:lvlOverride>
+    <w:lvlOverride w:ilvl="2">
+      <w:startOverride w:val="1"/>
+    </w:lvlOverride>
+    <w:lvlOverride w:ilvl="3">
+      <w:startOverride w:val="1"/>
+    </w:lvlOverride>
+    <w:lvlOverride w:ilvl="4">
+      <w:startOverride w:val="1"/>
+    </w:lvlOverride>
+    <w:lvlOverride w:ilvl="5">
+      <w:startOverride w:val="1"/>
+    </w:lvlOverride>
+    <w:lvlOverride w:ilvl="6">
+      <w:startOverride w:val="1"/>
+    </w:lvlOverride>
+    <w:lvlOverride w:ilvl="7">
+      <w:startOverride w:val="1"/>
+    </w:lvlOverride>
+    <w:lvlOverride w:ilvl="8">
+      <w:startOverride w:val="1"/>
+    </w:lvlOverride>
+  </w:num>
+  <w:num w:numId="1004">
     <w:abstractNumId w:val="99411"/>
     <w:lvlOverride w:ilvl="0">
       <w:startOverride w:val="1"/>
